--- a/Cover_Letters/Shinoy_Harver_QA_Manager_Cover_Letter.docx
+++ b/Cover_Letters/Shinoy_Harver_QA_Manager_Cover_Letter.docx
@@ -14,7 +14,7 @@
     </w:p>
     <w:p>
       <w:r>
-        <w:t>September 01, 2026</w:t>
+        <w:t>September 23, 2026</w:t>
       </w:r>
     </w:p>
     <w:p>
@@ -35,7 +35,7 @@
     </w:p>
     <w:p>
       <w:r>
-        <w:t>Your focus on building dependable talent platforms really resonates with my background in software testing. Throughout my career, I have owned test automation architecture and worked closely with development teams to set clear acceptance criteria. I have hands-on experience building frameworks with Playwright and TypeScript, and I also use tools like Gemini Code Assist to make test generation more efficient.</w:t>
+        <w:t>Your focus on building dependable talent platforms that rely on solid test architecture matches my professional background. Throughout my career, I have owned test automation frameworks, set quality strategies, and worked closely with development teams to ensure acceptance criteria are clear before work begins. I have also used AI tools like Gemini Code Assist to streamline test generation and make delivery pipelines more efficient.</w:t>
       </w:r>
     </w:p>
     <w:p>

--- a/Cover_Letters/Shinoy_Harver_QA_Manager_Cover_Letter.docx
+++ b/Cover_Letters/Shinoy_Harver_QA_Manager_Cover_Letter.docx
@@ -14,7 +14,7 @@
     </w:p>
     <w:p>
       <w:r>
-        <w:t>September 23, 2026</w:t>
+        <w:t>October 14, 2026</w:t>
       </w:r>
     </w:p>
     <w:p>
@@ -35,7 +35,12 @@
     </w:p>
     <w:p>
       <w:r>
-        <w:t>Your focus on building dependable talent platforms that rely on solid test architecture matches my professional background. Throughout my career, I have owned test automation frameworks, set quality strategies, and worked closely with development teams to ensure acceptance criteria are clear before work begins. I have also used AI tools like Gemini Code Assist to streamline test generation and make delivery pipelines more efficient.</w:t>
+        <w:t>Your focus on building dependable platforms for science-based hiring resonates with my background in quality engineering. In my recent work with financial clients, I have owned test automation architecture using Playwright and TypeScript while partnering with engineering teams to set clear acceptance criteria and guardrails. I also use tools like Gemini Code Assist in my daily workflow to streamline script generation and speed up delivery cycles.</w:t>
+      </w:r>
+    </w:p>
+    <w:p>
+      <w:r>
+        <w:t>I am comfortable reviewing production signals, managing test contracts, and stepping in to guide incident response when issues arise. Stepping into a role where I can lead a quality team and help shape test strategy from discovery onward is a natural fit for my background.</w:t>
       </w:r>
     </w:p>
     <w:p>
